--- a/Coherence_Optimized_Topic_Modeling_Preprint.docx
+++ b/Coherence_Optimized_Topic_Modeling_Preprint.docx
@@ -79,7 +79,7 @@
           <w:sz w:val="24"/>
           <w:szCs w:val="24"/>
         </w:rPr>
-        <w:t xml:space="preserve">Correspondence: [corresponding author email]</w:t>
+        <w:t xml:space="preserve">Correspondence: jethomasphd@gmail.com</w:t>
       </w:r>
     </w:p>
     <w:p>
@@ -108,7 +108,7 @@
           <w:sz w:val="24"/>
           <w:szCs w:val="24"/>
         </w:rPr>
-        <w:t xml:space="preserve">Public health surveillance of social media requires converting large volumes of unstructured text into a small set of interpretable, analyzable themes. Transformer-based topic models such as BERTopic automate topic discovery, but two bottlenecks remain: topic interpretation, which is subjective and vulnerable to researcher bias, and corpus-scale classification, which is required before themes can enter statistical models. We present a five-stage, human-in-the-loop pipeline that addresses both bottlenecks. Stage 1 discovers topics with BERTopic under randomized hyperparameter search, evaluating 1,200 candidate models and selecting the configuration that maximizes c_v coherence. Stage 2 interprets each topic democratically: a large language model (GPT-4o) is queried 5,000 independent times per topic and the modal label is adopted, stabilizing stochastic outputs and buffering the a priori expectations a human labeler may hold. Stage 3 synthesizes topics into higher-order themes through a structured two-researcher consensus protocol grounded in the Theme and Topic system. Stage 4 classifies every document into the resulting theme taxonomy using an LLM prompt benchmarked against 250 human-labeled documents (\&gt;85% agreement) and piloted against a Boolean dictionary alternative. Stage 5 carries theme classifications into downstream statistics, including proportional z-tests, LIWC psycholinguistic profiling, and cross-lagged panel models. We demonstrate the pipeline on 5,872 alcohol-brand tweets posted before, during, and after the initial COVID-19 lockdowns, where it identified five marketing themes at a coherence of 0.768 and scaled to classify 486,786 user-generated tweets. All prompts are released verbatim, and complete materials are provided for reproduction: archival implementations of every computational stage, the full psycholinguistic profile output, and a maintained end-to-end pipeline written against the current OpenAI SDK.</w:t>
+        <w:t xml:space="preserve">Public health surveillance of social media requires converting large volumes of unstructured text into a small set of interpretable, analyzable themes. Transformer-based topic models such as BERTopic automate topic discovery, but two bottlenecks remain: topic interpretation, which is subjective and vulnerable to researcher bias, and corpus-scale classification, which is required before themes can enter statistical models. We present a five-stage, human-in-the-loop pipeline that addresses both bottlenecks. Stage 1 discovers topics with BERTopic under randomized hyperparameter search, evaluating 1,200 candidate models and selecting the configuration that maximizes c_v coherence. Stage 2 interprets each topic democratically: a large language model (GPT-4o) is queried 5,000 independent times per topic and the modal label is adopted, stabilizing stochastic outputs and buffering the a priori expectations a human labeler may hold. Stage 3 synthesizes topics into higher-order themes through a structured two-researcher consensus protocol grounded in the Theme and Topic system. Stage 4 classifies every document into the resulting theme taxonomy using an LLM prompt benchmarked against 250 human-labeled documents (&gt;85% agreement) and piloted against a Boolean dictionary alternative. Stage 5 carries theme classifications into downstream statistics, including proportional z-tests, LIWC psycholinguistic profiling, and cross-lagged panel models. We demonstrate the pipeline on 5,872 alcohol-brand tweets posted before, during, and after the initial COVID-19 lockdowns, where it identified five marketing themes at a coherence of 0.768 and scaled to classify 486,786 user-generated tweets. All prompts are released verbatim, and complete materials are provided for reproduction: archival implementations of every computational stage, the full psycholinguistic profile output, and a maintained end-to-end pipeline written against the current OpenAI SDK.</w:t>
       </w:r>
     </w:p>
     <w:p>
@@ -3077,7 +3077,7 @@
           <w:sz w:val="24"/>
           <w:szCs w:val="24"/>
         </w:rPr>
-        <w:t xml:space="preserve">Chung, C. K., &amp; Pennebaker, J. W. (2012). Linguistic inquiry and word count (LIWC): pronounced "Luke,"\... and other useful facts. In Applied natural language processing: Identification, investigation and resolution (pp. 206-229). IGI Global. http://doi.org/10.4018/978-1-60960-741-8.ch012</w:t>
+        <w:t xml:space="preserve">Chung, C. K., &amp; Pennebaker, J. W. (2012). Linguistic inquiry and word count (LIWC): pronounced "Luke,"… and other useful facts. In Applied natural language processing: Identification, investigation and resolution (pp. 206-229). IGI Global. http://doi.org/10.4018/978-1-60960-741-8.ch012</w:t>
       </w:r>
     </w:p>
     <w:p>
@@ -3092,7 +3092,7 @@
           <w:sz w:val="24"/>
           <w:szCs w:val="24"/>
         </w:rPr>
-        <w:t xml:space="preserve">Egger, Roman, and Joanne Yu. \"A topic modeling comparison between lda, nmf, top2vec, and bertopic to demystify twitter posts.\" Frontiers in sociology 7 (2022): 886498. https://doi.org/10.3389/fsoc.2022.886498</w:t>
+        <w:t xml:space="preserve">Egger, Roman, and Joanne Yu. "A topic modeling comparison between lda, nmf, top2vec, and bertopic to demystify twitter posts." Frontiers in sociology 7 (2022): 886498. https://doi.org/10.3389/fsoc.2022.886498</w:t>
       </w:r>
     </w:p>
     <w:p>
